--- a/docs/Unibo MatchSkills - Relazione.docx
+++ b/docs/Unibo MatchSkills - Relazione.docx
@@ -46,19 +46,9 @@
       <w:pPr>
         <w:spacing w:after="0"/>
       </w:pPr>
-      <w:proofErr w:type="spellStart"/>
-      <w:r>
-        <w:t>Unibo</w:t>
-      </w:r>
-      <w:proofErr w:type="spellEnd"/>
-      <w:r>
-        <w:t xml:space="preserve"> </w:t>
-      </w:r>
-      <w:proofErr w:type="spellStart"/>
-      <w:r>
-        <w:t>MatchSkills</w:t>
-      </w:r>
-      <w:proofErr w:type="spellEnd"/>
+      <w:r>
+        <w:t>Unibo MatchSkills</w:t>
+      </w:r>
     </w:p>
     <w:p>
       <w:pPr>
@@ -116,21 +106,8 @@
         <w:pStyle w:val="Titolo2"/>
       </w:pPr>
       <w:r>
-        <w:t xml:space="preserve">User </w:t>
-      </w:r>
-      <w:proofErr w:type="spellStart"/>
-      <w:r>
-        <w:t>Personas</w:t>
-      </w:r>
-      <w:proofErr w:type="spellEnd"/>
-      <w:r>
-        <w:t xml:space="preserve"> e </w:t>
-      </w:r>
-      <w:proofErr w:type="spellStart"/>
-      <w:r>
-        <w:t>Scenarios</w:t>
-      </w:r>
-      <w:proofErr w:type="spellEnd"/>
+        <w:t>User Personas e Scenarios</w:t>
+      </w:r>
     </w:p>
     <w:p>
       <w:pPr>
@@ -143,67 +120,19 @@
     <w:p>
       <w:pPr>
         <w:spacing w:after="0"/>
-        <w:rPr>
-          <w:lang w:val="en-GB"/>
-        </w:rPr>
-      </w:pPr>
-      <w:proofErr w:type="spellStart"/>
-      <w:r>
-        <w:rPr>
-          <w:lang w:val="en-GB"/>
-        </w:rPr>
-        <w:t>Unibo</w:t>
-      </w:r>
-      <w:proofErr w:type="spellEnd"/>
-      <w:r>
-        <w:rPr>
-          <w:lang w:val="en-GB"/>
-        </w:rPr>
-        <w:t>-Events-Management\docs\</w:t>
-      </w:r>
-      <w:proofErr w:type="spellStart"/>
-      <w:r>
-        <w:rPr>
-          <w:lang w:val="en-GB"/>
-        </w:rPr>
-        <w:t>UniBo</w:t>
-      </w:r>
-      <w:proofErr w:type="spellEnd"/>
-      <w:r>
-        <w:rPr>
-          <w:lang w:val="en-GB"/>
-        </w:rPr>
-        <w:t xml:space="preserve"> </w:t>
-      </w:r>
-      <w:proofErr w:type="spellStart"/>
-      <w:r>
-        <w:rPr>
-          <w:lang w:val="en-GB"/>
-        </w:rPr>
-        <w:t>MatchSkills</w:t>
-      </w:r>
-      <w:proofErr w:type="spellEnd"/>
-      <w:r>
-        <w:rPr>
-          <w:lang w:val="en-GB"/>
-        </w:rPr>
-        <w:t xml:space="preserve"> - User Personas e Scenarios.pdf</w:t>
-      </w:r>
-    </w:p>
-    <w:p>
-      <w:pPr>
-        <w:spacing w:after="0"/>
-        <w:rPr>
-          <w:lang w:val="en-GB"/>
-        </w:rPr>
-      </w:pPr>
-    </w:p>
-    <w:p>
-      <w:pPr>
-        <w:spacing w:after="0"/>
-        <w:rPr>
-          <w:lang w:val="en-GB"/>
-        </w:rPr>
+      </w:pPr>
+      <w:r>
+        <w:t>Unibo-Events-Management\docs\UniBo MatchSkills - User Personas e Scenarios.pdf</w:t>
+      </w:r>
+    </w:p>
+    <w:p>
+      <w:pPr>
+        <w:spacing w:after="0"/>
+      </w:pPr>
+    </w:p>
+    <w:p>
+      <w:pPr>
+        <w:spacing w:after="0"/>
       </w:pPr>
     </w:p>
     <w:p>
@@ -221,7 +150,6 @@
       <w:r>
         <w:t xml:space="preserve">Il sistema, denominato </w:t>
       </w:r>
-      <w:proofErr w:type="spellStart"/>
       <w:r>
         <w:rPr>
           <w:b/>
@@ -229,11 +157,9 @@
         </w:rPr>
         <w:t>Unibo</w:t>
       </w:r>
-      <w:proofErr w:type="spellEnd"/>
       <w:r>
         <w:t xml:space="preserve"> </w:t>
       </w:r>
-      <w:proofErr w:type="spellStart"/>
       <w:r>
         <w:rPr>
           <w:b/>
@@ -241,7 +167,6 @@
         </w:rPr>
         <w:t>MatchSkills</w:t>
       </w:r>
-      <w:proofErr w:type="spellEnd"/>
       <w:r>
         <w:t xml:space="preserve">, è una piattaforma web progettata per supportare gli studenti </w:t>
       </w:r>
@@ -267,21 +192,11 @@
       <w:pPr>
         <w:spacing w:after="0"/>
       </w:pPr>
-      <w:proofErr w:type="spellStart"/>
-      <w:r>
-        <w:t>Unibo</w:t>
-      </w:r>
-      <w:proofErr w:type="spellEnd"/>
-      <w:r>
-        <w:t xml:space="preserve"> </w:t>
-      </w:r>
-      <w:proofErr w:type="spellStart"/>
-      <w:r>
-        <w:t>MatchSkills</w:t>
-      </w:r>
-      <w:proofErr w:type="spellEnd"/>
-      <w:r>
-        <w:t xml:space="preserve"> nasce dall’esigenza di superare le difficoltà tipiche della collaborazione accademica</w:t>
+      <w:r>
+        <w:t xml:space="preserve">Unibo </w:t>
+      </w:r>
+      <w:r>
+        <w:t>MatchSkills nasce dall’esigenza di superare le difficoltà tipiche della collaborazione accademica</w:t>
       </w:r>
       <w:r>
         <w:t xml:space="preserve"> e non</w:t>
@@ -396,21 +311,11 @@
         <w:spacing w:after="0"/>
         <w:ind w:left="360"/>
       </w:pPr>
-      <w:proofErr w:type="spellStart"/>
-      <w:r>
-        <w:t>Unibo</w:t>
-      </w:r>
-      <w:proofErr w:type="spellEnd"/>
-      <w:r>
-        <w:t xml:space="preserve"> </w:t>
-      </w:r>
-      <w:proofErr w:type="spellStart"/>
-      <w:r>
-        <w:t>MatchSkills</w:t>
-      </w:r>
-      <w:proofErr w:type="spellEnd"/>
-      <w:r>
-        <w:t xml:space="preserve"> si configura quindi come un </w:t>
+      <w:r>
+        <w:t xml:space="preserve">Unibo </w:t>
+      </w:r>
+      <w:r>
+        <w:t xml:space="preserve">MatchSkills si configura quindi come un </w:t>
       </w:r>
       <w:r>
         <w:rPr>
@@ -469,71 +374,21 @@
         <w:rPr>
           <w:lang w:val="en-GB"/>
         </w:rPr>
-        <w:t xml:space="preserve">File </w:t>
-      </w:r>
-      <w:proofErr w:type="spellStart"/>
-      <w:r>
+        <w:t xml:space="preserve">File all’interno del repository: </w:t>
+      </w:r>
+    </w:p>
+    <w:p>
+      <w:pPr>
+        <w:spacing w:after="0"/>
         <w:rPr>
           <w:lang w:val="en-GB"/>
         </w:rPr>
-        <w:t>all’interno</w:t>
-      </w:r>
-      <w:proofErr w:type="spellEnd"/>
+      </w:pPr>
       <w:r>
         <w:rPr>
           <w:lang w:val="en-GB"/>
         </w:rPr>
-        <w:t xml:space="preserve"> del repository: </w:t>
-      </w:r>
-    </w:p>
-    <w:p>
-      <w:pPr>
-        <w:spacing w:after="0"/>
-        <w:rPr>
-          <w:lang w:val="en-GB"/>
-        </w:rPr>
-      </w:pPr>
-      <w:proofErr w:type="spellStart"/>
-      <w:r>
-        <w:rPr>
-          <w:lang w:val="en-GB"/>
-        </w:rPr>
-        <w:t>Unibo</w:t>
-      </w:r>
-      <w:proofErr w:type="spellEnd"/>
-      <w:r>
-        <w:rPr>
-          <w:lang w:val="en-GB"/>
-        </w:rPr>
-        <w:t>-Events-Management\docs\</w:t>
-      </w:r>
-      <w:proofErr w:type="spellStart"/>
-      <w:r>
-        <w:rPr>
-          <w:lang w:val="en-GB"/>
-        </w:rPr>
-        <w:t>UniBo</w:t>
-      </w:r>
-      <w:proofErr w:type="spellEnd"/>
-      <w:r>
-        <w:rPr>
-          <w:lang w:val="en-GB"/>
-        </w:rPr>
-        <w:t xml:space="preserve"> </w:t>
-      </w:r>
-      <w:proofErr w:type="spellStart"/>
-      <w:r>
-        <w:rPr>
-          <w:lang w:val="en-GB"/>
-        </w:rPr>
-        <w:t>MatchSkills</w:t>
-      </w:r>
-      <w:proofErr w:type="spellEnd"/>
-      <w:r>
-        <w:rPr>
-          <w:lang w:val="en-GB"/>
-        </w:rPr>
-        <w:t xml:space="preserve"> </w:t>
+        <w:t xml:space="preserve">Unibo-Events-Management\docs\UniBo MatchSkills </w:t>
       </w:r>
       <w:r>
         <w:rPr>
@@ -557,367 +412,13 @@
           <w:lang w:val="en-GB"/>
         </w:rPr>
       </w:pPr>
-    </w:p>
-    <w:p>
-      <w:pPr>
-        <w:rPr>
-          <w:lang w:val="en-GB"/>
-        </w:rPr>
-      </w:pPr>
-      <w:r>
-        <w:rPr>
-          <w:lang w:val="en-GB"/>
-        </w:rPr>
-        <w:br w:type="page"/>
-      </w:r>
-    </w:p>
-    <w:p>
-      <w:pPr>
-        <w:pStyle w:val="Titolo2"/>
-      </w:pPr>
-      <w:r>
-        <w:lastRenderedPageBreak/>
-        <w:t>Design e interfaccia utente (UX/UI)</w:t>
-      </w:r>
-    </w:p>
-    <w:p>
-      <w:pPr>
-        <w:spacing w:after="0"/>
-      </w:pPr>
-    </w:p>
-    <w:p>
-      <w:pPr>
-        <w:pStyle w:val="Titolo3"/>
-      </w:pPr>
-      <w:r>
-        <w:t>Palette colori</w:t>
-      </w:r>
-    </w:p>
-    <w:p>
-      <w:pPr>
-        <w:spacing w:after="0"/>
-      </w:pPr>
-      <w:r>
-        <w:t>0757A9</w:t>
-      </w:r>
-      <w:r>
-        <w:t xml:space="preserve">, </w:t>
-      </w:r>
-      <w:r>
-        <w:t>#59a9ff</w:t>
-      </w:r>
-      <w:r>
-        <w:t xml:space="preserve">, </w:t>
-      </w:r>
-      <w:r>
-        <w:t>#f1f1e6</w:t>
-      </w:r>
-      <w:r>
-        <w:t xml:space="preserve">, </w:t>
-      </w:r>
-      <w:r>
-        <w:t>#fff7d6</w:t>
-      </w:r>
-    </w:p>
-    <w:p>
-      <w:pPr>
-        <w:spacing w:after="0"/>
-      </w:pPr>
-      <w:r>
-        <w:t xml:space="preserve">Prendendo spunto dalla palette di Virtuale </w:t>
-      </w:r>
-      <w:proofErr w:type="spellStart"/>
-      <w:r>
-        <w:t>Unibo</w:t>
-      </w:r>
-      <w:proofErr w:type="spellEnd"/>
-    </w:p>
-    <w:p>
-      <w:pPr>
-        <w:spacing w:after="0"/>
-      </w:pPr>
-    </w:p>
-    <w:p>
-      <w:pPr>
-        <w:pStyle w:val="Titolo3"/>
-      </w:pPr>
-      <w:r>
-        <w:t>Font</w:t>
-      </w:r>
-    </w:p>
-    <w:p>
-      <w:pPr>
-        <w:spacing w:after="0"/>
-      </w:pPr>
-      <w:r>
-        <w:t>Montserrat per vari motivi</w:t>
-      </w:r>
-      <w:r>
-        <w:t xml:space="preserve"> di accessibilità, </w:t>
-      </w:r>
-      <w:proofErr w:type="spellStart"/>
-      <w:r>
-        <w:t>etcc</w:t>
-      </w:r>
-      <w:proofErr w:type="spellEnd"/>
-      <w:r>
-        <w:t>…</w:t>
-      </w:r>
-    </w:p>
-    <w:p>
-      <w:pPr>
-        <w:spacing w:after="0"/>
-        <w:rPr>
-          <w:b/>
-          <w:bCs/>
-        </w:rPr>
-      </w:pPr>
-    </w:p>
-    <w:p>
-      <w:pPr>
-        <w:pStyle w:val="Titolo3"/>
-      </w:pPr>
-      <w:r>
-        <w:t xml:space="preserve">Icone: </w:t>
-      </w:r>
-    </w:p>
-    <w:p>
-      <w:pPr>
-        <w:spacing w:after="0"/>
-      </w:pPr>
-      <w:proofErr w:type="spellStart"/>
-      <w:r>
-        <w:t>Material</w:t>
-      </w:r>
-      <w:proofErr w:type="spellEnd"/>
-      <w:r>
-        <w:t xml:space="preserve"> Design System.</w:t>
-      </w:r>
-    </w:p>
-    <w:p>
-      <w:pPr>
-        <w:spacing w:after="0"/>
-      </w:pPr>
-    </w:p>
-    <w:p>
-      <w:pPr>
-        <w:pStyle w:val="Titolo3"/>
-        <w:rPr>
-          <w:rFonts w:eastAsia="CMBX12"/>
-        </w:rPr>
-      </w:pPr>
-      <w:r>
-        <w:rPr>
-          <w:rFonts w:eastAsia="CMBX12"/>
-        </w:rPr>
-        <w:t>Design mobile-first</w:t>
-      </w:r>
-    </w:p>
-    <w:p>
-      <w:pPr>
-        <w:autoSpaceDE w:val="0"/>
-        <w:autoSpaceDN w:val="0"/>
-        <w:adjustRightInd w:val="0"/>
-        <w:spacing w:after="0" w:line="240" w:lineRule="auto"/>
-        <w:rPr>
-          <w:rFonts w:eastAsia="CMR10" w:cstheme="minorHAnsi"/>
-        </w:rPr>
-      </w:pPr>
-      <w:r>
-        <w:rPr>
-          <w:rFonts w:eastAsia="CMR10" w:cstheme="minorHAnsi"/>
-        </w:rPr>
-        <w:t xml:space="preserve">Per poter utilizzare l’approccio di </w:t>
-      </w:r>
-      <w:r>
-        <w:rPr>
-          <w:rFonts w:eastAsia="CMTI10" w:cstheme="minorHAnsi"/>
-        </w:rPr>
-        <w:t xml:space="preserve">progressive </w:t>
-      </w:r>
-      <w:proofErr w:type="spellStart"/>
-      <w:r>
-        <w:rPr>
-          <w:rFonts w:eastAsia="CMTI10" w:cstheme="minorHAnsi"/>
-        </w:rPr>
-        <w:t>enhancement</w:t>
-      </w:r>
-      <w:proofErr w:type="spellEnd"/>
-      <w:r>
-        <w:rPr>
-          <w:rFonts w:eastAsia="CMR10" w:cstheme="minorHAnsi"/>
-        </w:rPr>
-        <w:t xml:space="preserve">, </w:t>
-      </w:r>
-      <w:r>
-        <w:rPr>
-          <w:rFonts w:eastAsia="CMR10" w:cstheme="minorHAnsi"/>
-        </w:rPr>
-        <w:t>è</w:t>
-      </w:r>
-      <w:r>
-        <w:rPr>
-          <w:rFonts w:eastAsia="CMR10" w:cstheme="minorHAnsi"/>
-        </w:rPr>
-        <w:t xml:space="preserve"> stato necessario per prima cosa realizzare il design</w:t>
-      </w:r>
-      <w:r>
-        <w:rPr>
-          <w:rFonts w:eastAsia="CMR10" w:cstheme="minorHAnsi"/>
-        </w:rPr>
-        <w:t xml:space="preserve"> </w:t>
-      </w:r>
-      <w:r>
-        <w:rPr>
-          <w:rFonts w:eastAsia="CMR10" w:cstheme="minorHAnsi"/>
-        </w:rPr>
-        <w:t xml:space="preserve">adatto a dispositivi mobili; come dispositivo di riferimento, infatti, </w:t>
-      </w:r>
-      <w:r>
-        <w:rPr>
-          <w:rFonts w:eastAsia="CMR10" w:cstheme="minorHAnsi"/>
-        </w:rPr>
-        <w:t>è</w:t>
-      </w:r>
-      <w:r>
-        <w:rPr>
-          <w:rFonts w:eastAsia="CMR10" w:cstheme="minorHAnsi"/>
-        </w:rPr>
-        <w:t xml:space="preserve"> stato usato uno dei modelli con la dimensione</w:t>
-      </w:r>
-      <w:r>
-        <w:rPr>
-          <w:rFonts w:eastAsia="CMR10" w:cstheme="minorHAnsi"/>
-        </w:rPr>
-        <w:t xml:space="preserve"> </w:t>
-      </w:r>
-      <w:r>
-        <w:rPr>
-          <w:rFonts w:eastAsia="CMR10" w:cstheme="minorHAnsi"/>
-        </w:rPr>
-        <w:t>dello schermo pi</w:t>
-      </w:r>
-      <w:r>
-        <w:rPr>
-          <w:rFonts w:eastAsia="CMR10" w:cstheme="minorHAnsi"/>
-        </w:rPr>
-        <w:t>ù</w:t>
-      </w:r>
-      <w:r>
-        <w:rPr>
-          <w:rFonts w:eastAsia="CMR10" w:cstheme="minorHAnsi"/>
-        </w:rPr>
-        <w:t xml:space="preserve"> piccola, </w:t>
-      </w:r>
-      <w:proofErr w:type="spellStart"/>
-      <w:r>
-        <w:rPr>
-          <w:rFonts w:eastAsia="CMR10" w:cstheme="minorHAnsi"/>
-        </w:rPr>
-        <w:t>l’</w:t>
-      </w:r>
-      <w:r>
-        <w:rPr>
-          <w:rFonts w:eastAsia="CMTI10" w:cstheme="minorHAnsi"/>
-        </w:rPr>
-        <w:t>Iphone</w:t>
-      </w:r>
-      <w:proofErr w:type="spellEnd"/>
-      <w:r>
-        <w:rPr>
-          <w:rFonts w:eastAsia="CMTI10" w:cstheme="minorHAnsi"/>
-        </w:rPr>
-        <w:t xml:space="preserve"> SE</w:t>
-      </w:r>
-      <w:r>
-        <w:rPr>
-          <w:rFonts w:eastAsia="CMR10" w:cstheme="minorHAnsi"/>
-        </w:rPr>
-        <w:t>.</w:t>
-      </w:r>
-    </w:p>
-    <w:p>
-      <w:pPr>
-        <w:spacing w:after="0"/>
-      </w:pPr>
-    </w:p>
-    <w:p>
-      <w:pPr>
-        <w:pStyle w:val="Titolo3"/>
-      </w:pPr>
-      <w:proofErr w:type="spellStart"/>
-      <w:r>
-        <w:t>Mockup</w:t>
-      </w:r>
-      <w:proofErr w:type="spellEnd"/>
-    </w:p>
-    <w:p>
-      <w:pPr>
-        <w:spacing w:after="0"/>
-      </w:pPr>
-      <w:r>
-        <w:t xml:space="preserve">File all’interno del repository: </w:t>
-      </w:r>
-    </w:p>
-    <w:p>
-      <w:pPr>
-        <w:spacing w:after="0"/>
-        <w:rPr>
-          <w:lang w:val="en-GB"/>
-        </w:rPr>
-      </w:pPr>
-      <w:proofErr w:type="spellStart"/>
-      <w:r>
-        <w:rPr>
-          <w:lang w:val="en-GB"/>
-        </w:rPr>
-        <w:t>Unibo</w:t>
-      </w:r>
-      <w:proofErr w:type="spellEnd"/>
-      <w:r>
-        <w:rPr>
-          <w:lang w:val="en-GB"/>
-        </w:rPr>
-        <w:t>-Events-Management\docs</w:t>
-      </w:r>
-      <w:r>
-        <w:rPr>
-          <w:lang w:val="en-GB"/>
-        </w:rPr>
-        <w:t>\</w:t>
-      </w:r>
-      <w:proofErr w:type="spellStart"/>
-      <w:r>
-        <w:rPr>
-          <w:lang w:val="en-GB"/>
-        </w:rPr>
-        <w:t>Unibo-MatchSkills.fig</w:t>
-      </w:r>
-      <w:proofErr w:type="spellEnd"/>
-    </w:p>
-    <w:p>
-      <w:pPr>
-        <w:spacing w:after="0"/>
-        <w:rPr>
-          <w:lang w:val="en-GB"/>
-        </w:rPr>
-      </w:pPr>
-    </w:p>
-    <w:p>
-      <w:pPr>
-        <w:spacing w:after="0"/>
-        <w:rPr>
-          <w:lang w:val="en-GB"/>
-        </w:rPr>
-      </w:pPr>
       <w:r>
         <w:rPr>
           <w:noProof/>
           <w:lang w:val="en-GB"/>
         </w:rPr>
-        <w:lastRenderedPageBreak/>
         <w:drawing>
-          <wp:inline distT="0" distB="0" distL="0" distR="0" wp14:anchorId="79951300" wp14:editId="6706D3B8">
+          <wp:inline distT="0" distB="0" distL="0" distR="0" wp14:anchorId="7AC20166" wp14:editId="4C64515E">
             <wp:extent cx="6120130" cy="4363085"/>
             <wp:effectExtent l="0" t="0" r="0" b="0"/>
             <wp:docPr id="1331240599" name="Immagine 1"/>
@@ -961,82 +462,262 @@
     </w:p>
     <w:p>
       <w:pPr>
-        <w:spacing w:after="0"/>
         <w:rPr>
           <w:lang w:val="en-GB"/>
         </w:rPr>
       </w:pPr>
-    </w:p>
-    <w:p>
-      <w:pPr>
-        <w:spacing w:after="0"/>
+      <w:r>
         <w:rPr>
           <w:lang w:val="en-GB"/>
         </w:rPr>
-      </w:pPr>
-    </w:p>
-    <w:p>
-      <w:r>
-        <w:t>Progettazione Database</w:t>
-      </w:r>
-    </w:p>
-    <w:p>
-      <w:pPr>
-        <w:spacing w:after="0"/>
-      </w:pPr>
-      <w:r>
-        <w:t xml:space="preserve">(inserire da </w:t>
-      </w:r>
-      <w:proofErr w:type="spellStart"/>
-      <w:r>
-        <w:t>phpmyadmin</w:t>
-      </w:r>
-      <w:proofErr w:type="spellEnd"/>
-      <w:r>
-        <w:t>)</w:t>
-      </w:r>
-    </w:p>
-    <w:p>
-      <w:pPr>
-        <w:spacing w:after="0"/>
-      </w:pPr>
-    </w:p>
-    <w:p>
-      <w:pPr>
-        <w:spacing w:after="0"/>
-      </w:pPr>
-      <w:r>
-        <w:t>Pagina Home</w:t>
-      </w:r>
-    </w:p>
-    <w:p>
-      <w:pPr>
-        <w:spacing w:after="0"/>
-      </w:pPr>
-      <w:r>
-        <w:t xml:space="preserve">Come prima pagina Appare la pagina di login/registrazione utente in quanto per connettersi al </w:t>
-      </w:r>
-      <w:proofErr w:type="spellStart"/>
-      <w:r>
-        <w:t>sercizio</w:t>
-      </w:r>
-      <w:proofErr w:type="spellEnd"/>
-      <w:r>
-        <w:t xml:space="preserve">, come anche Virtuale e/o studenti online, è necessario essere autenticato con una mail personale. Con questa azione si accede alla pagina home in cui sarà possibile visualizzare in funzionamento dell’app. </w:t>
-      </w:r>
-    </w:p>
-    <w:p>
-      <w:pPr>
-        <w:spacing w:after="0"/>
-      </w:pPr>
-      <w:r>
-        <w:t>Sarà inoltre possibile scoprire come unirsi ai vari team e ai vari eventi</w:t>
-      </w:r>
-    </w:p>
-    <w:p>
-      <w:pPr>
-        <w:spacing w:after="0"/>
-      </w:pPr>
+        <w:br w:type="page"/>
+      </w:r>
+    </w:p>
+    <w:p>
+      <w:pPr>
+        <w:pStyle w:val="Titolo2"/>
+      </w:pPr>
+      <w:r>
+        <w:lastRenderedPageBreak/>
+        <w:t>Design e interfaccia utente (UX/UI)</w:t>
+      </w:r>
+    </w:p>
+    <w:p>
+      <w:pPr>
+        <w:spacing w:after="0"/>
+      </w:pPr>
+    </w:p>
+    <w:p>
+      <w:pPr>
+        <w:pStyle w:val="Titolo3"/>
+      </w:pPr>
+      <w:r>
+        <w:t>Palette colori</w:t>
+      </w:r>
+    </w:p>
+    <w:p>
+      <w:pPr>
+        <w:spacing w:after="0"/>
+      </w:pPr>
+      <w:r>
+        <w:t>0757A9</w:t>
+      </w:r>
+      <w:r>
+        <w:t xml:space="preserve">, </w:t>
+      </w:r>
+      <w:r>
+        <w:t>#59a9ff</w:t>
+      </w:r>
+      <w:r>
+        <w:t xml:space="preserve">, </w:t>
+      </w:r>
+      <w:r>
+        <w:t>#f1f1e6</w:t>
+      </w:r>
+      <w:r>
+        <w:t xml:space="preserve">, </w:t>
+      </w:r>
+      <w:r>
+        <w:t>#fff7d6</w:t>
+      </w:r>
+    </w:p>
+    <w:p>
+      <w:pPr>
+        <w:spacing w:after="0"/>
+      </w:pPr>
+      <w:r>
+        <w:t>Prendendo spunto dalla palette di Virtuale Unibo</w:t>
+      </w:r>
+    </w:p>
+    <w:p>
+      <w:pPr>
+        <w:spacing w:after="0"/>
+      </w:pPr>
+    </w:p>
+    <w:p>
+      <w:pPr>
+        <w:pStyle w:val="Titolo3"/>
+      </w:pPr>
+      <w:r>
+        <w:t>Font</w:t>
+      </w:r>
+    </w:p>
+    <w:p>
+      <w:pPr>
+        <w:spacing w:after="0"/>
+      </w:pPr>
+      <w:r>
+        <w:t>Montserrat per vari motivi</w:t>
+      </w:r>
+      <w:r>
+        <w:t xml:space="preserve"> di accessibilità, etcc…</w:t>
+      </w:r>
+    </w:p>
+    <w:p>
+      <w:pPr>
+        <w:spacing w:after="0"/>
+        <w:rPr>
+          <w:b/>
+          <w:bCs/>
+        </w:rPr>
+      </w:pPr>
+    </w:p>
+    <w:p>
+      <w:pPr>
+        <w:pStyle w:val="Titolo3"/>
+      </w:pPr>
+      <w:r>
+        <w:t xml:space="preserve">Icone: </w:t>
+      </w:r>
+    </w:p>
+    <w:p>
+      <w:pPr>
+        <w:spacing w:after="0"/>
+      </w:pPr>
+      <w:r>
+        <w:t>Material Design System.</w:t>
+      </w:r>
+    </w:p>
+    <w:p>
+      <w:pPr>
+        <w:spacing w:after="0"/>
+      </w:pPr>
+    </w:p>
+    <w:p>
+      <w:pPr>
+        <w:pStyle w:val="Titolo3"/>
+        <w:rPr>
+          <w:rFonts w:eastAsia="CMBX12"/>
+        </w:rPr>
+      </w:pPr>
+      <w:r>
+        <w:rPr>
+          <w:rFonts w:eastAsia="CMBX12"/>
+        </w:rPr>
+        <w:t>Design mobile-first</w:t>
+      </w:r>
+    </w:p>
+    <w:p>
+      <w:pPr>
+        <w:autoSpaceDE w:val="0"/>
+        <w:autoSpaceDN w:val="0"/>
+        <w:adjustRightInd w:val="0"/>
+        <w:spacing w:after="0" w:line="240" w:lineRule="auto"/>
+        <w:rPr>
+          <w:rFonts w:eastAsia="CMR10" w:cstheme="minorHAnsi"/>
+        </w:rPr>
+      </w:pPr>
+      <w:r>
+        <w:rPr>
+          <w:rFonts w:eastAsia="CMR10" w:cstheme="minorHAnsi"/>
+        </w:rPr>
+        <w:t xml:space="preserve">Per poter utilizzare l’approccio di </w:t>
+      </w:r>
+      <w:r>
+        <w:rPr>
+          <w:rFonts w:eastAsia="CMTI10" w:cstheme="minorHAnsi"/>
+        </w:rPr>
+        <w:t>progressive enhancement</w:t>
+      </w:r>
+      <w:r>
+        <w:rPr>
+          <w:rFonts w:eastAsia="CMR10" w:cstheme="minorHAnsi"/>
+        </w:rPr>
+        <w:t xml:space="preserve">, </w:t>
+      </w:r>
+      <w:r>
+        <w:rPr>
+          <w:rFonts w:eastAsia="CMR10" w:cstheme="minorHAnsi"/>
+        </w:rPr>
+        <w:t>è</w:t>
+      </w:r>
+      <w:r>
+        <w:rPr>
+          <w:rFonts w:eastAsia="CMR10" w:cstheme="minorHAnsi"/>
+        </w:rPr>
+        <w:t xml:space="preserve"> stato necessario per prima cosa realizzare il design</w:t>
+      </w:r>
+      <w:r>
+        <w:rPr>
+          <w:rFonts w:eastAsia="CMR10" w:cstheme="minorHAnsi"/>
+        </w:rPr>
+        <w:t xml:space="preserve"> </w:t>
+      </w:r>
+      <w:r>
+        <w:rPr>
+          <w:rFonts w:eastAsia="CMR10" w:cstheme="minorHAnsi"/>
+        </w:rPr>
+        <w:t xml:space="preserve">adatto a dispositivi mobili; come dispositivo di riferimento, infatti, </w:t>
+      </w:r>
+      <w:r>
+        <w:rPr>
+          <w:rFonts w:eastAsia="CMR10" w:cstheme="minorHAnsi"/>
+        </w:rPr>
+        <w:t>è</w:t>
+      </w:r>
+      <w:r>
+        <w:rPr>
+          <w:rFonts w:eastAsia="CMR10" w:cstheme="minorHAnsi"/>
+        </w:rPr>
+        <w:t xml:space="preserve"> stato usato uno dei modelli con la dimensione</w:t>
+      </w:r>
+      <w:r>
+        <w:rPr>
+          <w:rFonts w:eastAsia="CMR10" w:cstheme="minorHAnsi"/>
+        </w:rPr>
+        <w:t xml:space="preserve"> </w:t>
+      </w:r>
+      <w:r>
+        <w:rPr>
+          <w:rFonts w:eastAsia="CMR10" w:cstheme="minorHAnsi"/>
+        </w:rPr>
+        <w:t>dello schermo pi</w:t>
+      </w:r>
+      <w:r>
+        <w:rPr>
+          <w:rFonts w:eastAsia="CMR10" w:cstheme="minorHAnsi"/>
+        </w:rPr>
+        <w:t>ù</w:t>
+      </w:r>
+      <w:r>
+        <w:rPr>
+          <w:rFonts w:eastAsia="CMR10" w:cstheme="minorHAnsi"/>
+        </w:rPr>
+        <w:t xml:space="preserve"> piccola, l’</w:t>
+      </w:r>
+      <w:r>
+        <w:rPr>
+          <w:rFonts w:eastAsia="CMTI10" w:cstheme="minorHAnsi"/>
+        </w:rPr>
+        <w:t>Iphone SE</w:t>
+      </w:r>
+      <w:r>
+        <w:rPr>
+          <w:rFonts w:eastAsia="CMR10" w:cstheme="minorHAnsi"/>
+        </w:rPr>
+        <w:t>.</w:t>
+      </w:r>
+    </w:p>
+    <w:p>
+      <w:pPr>
+        <w:spacing w:after="0"/>
+      </w:pPr>
+    </w:p>
+    <w:p>
+      <w:pPr>
+        <w:pStyle w:val="Titolo3"/>
+      </w:pPr>
+      <w:r>
+        <w:t>Mockup</w:t>
+      </w:r>
+    </w:p>
+    <w:p>
+      <w:pPr>
+        <w:spacing w:after="0"/>
+      </w:pPr>
+      <w:r>
+        <w:t xml:space="preserve">File all’interno del repository: </w:t>
+      </w:r>
     </w:p>
     <w:p>
       <w:pPr>
@@ -1049,6 +730,135 @@
         <w:rPr>
           <w:lang w:val="en-GB"/>
         </w:rPr>
+        <w:t>Unibo-Events-Management\docs</w:t>
+      </w:r>
+      <w:r>
+        <w:rPr>
+          <w:lang w:val="en-GB"/>
+        </w:rPr>
+        <w:t>\</w:t>
+      </w:r>
+      <w:r>
+        <w:rPr>
+          <w:lang w:val="en-GB"/>
+        </w:rPr>
+        <w:t>Unibo-MatchSkills.fig</w:t>
+      </w:r>
+    </w:p>
+    <w:p>
+      <w:pPr>
+        <w:spacing w:after="0"/>
+        <w:rPr>
+          <w:lang w:val="en-GB"/>
+        </w:rPr>
+      </w:pPr>
+    </w:p>
+    <w:p>
+      <w:pPr>
+        <w:spacing w:after="0"/>
+        <w:rPr>
+          <w:lang w:val="en-GB"/>
+        </w:rPr>
+      </w:pPr>
+    </w:p>
+    <w:p>
+      <w:pPr>
+        <w:rPr>
+          <w:rFonts w:asciiTheme="majorHAnsi" w:eastAsiaTheme="majorEastAsia" w:hAnsiTheme="majorHAnsi" w:cstheme="majorBidi"/>
+          <w:color w:val="2F5496" w:themeColor="accent1" w:themeShade="BF"/>
+          <w:sz w:val="32"/>
+          <w:szCs w:val="32"/>
+        </w:rPr>
+      </w:pPr>
+      <w:r>
+        <w:br w:type="page"/>
+      </w:r>
+    </w:p>
+    <w:p>
+      <w:pPr>
+        <w:pStyle w:val="Titolo2"/>
+      </w:pPr>
+      <w:r>
+        <w:lastRenderedPageBreak/>
+        <w:t>Progettazione Database</w:t>
+      </w:r>
+    </w:p>
+    <w:p>
+      <w:r>
+        <w:rPr>
+          <w:noProof/>
+        </w:rPr>
+        <w:drawing>
+          <wp:inline distT="0" distB="0" distL="0" distR="0" wp14:anchorId="1C7EE6B9" wp14:editId="47824F93">
+            <wp:extent cx="6120130" cy="3025775"/>
+            <wp:effectExtent l="0" t="0" r="0" b="3175"/>
+            <wp:docPr id="1097404621" name="Immagine 1"/>
+            <wp:cNvGraphicFramePr>
+              <a:graphicFrameLocks xmlns:a="http://schemas.openxmlformats.org/drawingml/2006/main" noChangeAspect="1"/>
+            </wp:cNvGraphicFramePr>
+            <a:graphic xmlns:a="http://schemas.openxmlformats.org/drawingml/2006/main">
+              <a:graphicData uri="http://schemas.openxmlformats.org/drawingml/2006/picture">
+                <pic:pic xmlns:pic="http://schemas.openxmlformats.org/drawingml/2006/picture">
+                  <pic:nvPicPr>
+                    <pic:cNvPr id="1097404621" name=""/>
+                    <pic:cNvPicPr/>
+                  </pic:nvPicPr>
+                  <pic:blipFill>
+                    <a:blip r:embed="rId7"/>
+                    <a:stretch>
+                      <a:fillRect/>
+                    </a:stretch>
+                  </pic:blipFill>
+                  <pic:spPr>
+                    <a:xfrm>
+                      <a:off x="0" y="0"/>
+                      <a:ext cx="6120130" cy="3025775"/>
+                    </a:xfrm>
+                    <a:prstGeom prst="rect">
+                      <a:avLst/>
+                    </a:prstGeom>
+                  </pic:spPr>
+                </pic:pic>
+              </a:graphicData>
+            </a:graphic>
+          </wp:inline>
+        </w:drawing>
+      </w:r>
+    </w:p>
+    <w:p>
+      <w:pPr>
+        <w:spacing w:after="0"/>
+      </w:pPr>
+      <w:r>
+        <w:t>Pagina Home</w:t>
+      </w:r>
+    </w:p>
+    <w:p>
+      <w:pPr>
+        <w:spacing w:after="0"/>
+      </w:pPr>
+      <w:r>
+        <w:t xml:space="preserve">Come prima pagina Appare la pagina di login/registrazione utente in quanto per connettersi al sercizio, come anche Virtuale e/o studenti online, è necessario essere autenticato con una mail personale. Con questa azione si accede alla pagina home in cui sarà possibile visualizzare in funzionamento dell’app. </w:t>
+      </w:r>
+    </w:p>
+    <w:p>
+      <w:pPr>
+        <w:spacing w:after="0"/>
+      </w:pPr>
+      <w:r>
+        <w:t>Sarà inoltre possibile scoprire come unirsi ai vari team e ai vari eventi</w:t>
+      </w:r>
+    </w:p>
+    <w:p>
+      <w:pPr>
+        <w:spacing w:after="0"/>
+      </w:pPr>
+    </w:p>
+    <w:p>
+      <w:pPr>
+        <w:spacing w:after="0"/>
+      </w:pPr>
+      <w:r>
         <w:br w:type="page"/>
       </w:r>
       <w:r>
@@ -1138,7 +948,6 @@
         </w:numPr>
         <w:spacing w:after="0"/>
       </w:pPr>
-      <w:proofErr w:type="spellStart"/>
       <w:r>
         <w:rPr>
           <w:b/>
@@ -1146,7 +955,6 @@
         </w:rPr>
         <w:t>Participant</w:t>
       </w:r>
-      <w:proofErr w:type="spellEnd"/>
       <w:r>
         <w:t>: quando prende parte a un evento o a un team creato da altri utenti, aderendo tramite invito, richiesta o suggerimento del sistema.</w:t>
       </w:r>
@@ -1263,15 +1071,7 @@
         <w:spacing w:after="0"/>
       </w:pPr>
       <w:r>
-        <w:t xml:space="preserve">soft skill (lavoro di squadra, comunicazione, leadership, </w:t>
-      </w:r>
-      <w:proofErr w:type="spellStart"/>
-      <w:r>
-        <w:t>problem</w:t>
-      </w:r>
-      <w:proofErr w:type="spellEnd"/>
-      <w:r>
-        <w:t xml:space="preserve"> solving);</w:t>
+        <w:t>soft skill (lavoro di squadra, comunicazione, leadership, problem solving);</w:t>
       </w:r>
     </w:p>
     <w:p>
@@ -1399,17 +1199,12 @@
       <w:r>
         <w:t xml:space="preserve">uno o più </w:t>
       </w:r>
-      <w:proofErr w:type="spellStart"/>
       <w:r>
         <w:rPr>
           <w:b/>
           <w:bCs/>
         </w:rPr>
-        <w:t>Participant</w:t>
-      </w:r>
-      <w:proofErr w:type="spellEnd"/>
-      <w:r>
-        <w:t xml:space="preserve"> (utenti invitati o che si uniscono autonomamente);</w:t>
+        <w:t>Member</w:t>
       </w:r>
     </w:p>
     <w:p>
@@ -1421,7 +1216,7 @@
         <w:spacing w:after="0"/>
       </w:pPr>
       <w:r>
-        <w:t>una descrizione dettagliata degli obiettivi;</w:t>
+        <w:t>un numero minimo e massimo di partecipanti;</w:t>
       </w:r>
     </w:p>
     <w:p>
@@ -1433,30 +1228,6 @@
         <w:spacing w:after="0"/>
       </w:pPr>
       <w:r>
-        <w:t>l’elenco delle competenze richieste;</w:t>
-      </w:r>
-    </w:p>
-    <w:p>
-      <w:pPr>
-        <w:numPr>
-          <w:ilvl w:val="0"/>
-          <w:numId w:val="48"/>
-        </w:numPr>
-        <w:spacing w:after="0"/>
-      </w:pPr>
-      <w:r>
-        <w:t>un numero minimo e massimo di partecipanti;</w:t>
-      </w:r>
-    </w:p>
-    <w:p>
-      <w:pPr>
-        <w:numPr>
-          <w:ilvl w:val="0"/>
-          <w:numId w:val="48"/>
-        </w:numPr>
-        <w:spacing w:after="0"/>
-      </w:pPr>
-      <w:r>
         <w:t>uno stato del gruppo, che può essere:</w:t>
       </w:r>
     </w:p>
@@ -1503,43 +1274,18 @@
     </w:p>
     <w:p>
       <w:pPr>
-        <w:spacing w:after="0"/>
-      </w:pPr>
-    </w:p>
-    <w:p>
-      <w:pPr>
-        <w:spacing w:after="0"/>
-      </w:pPr>
-    </w:p>
-    <w:p>
-      <w:pPr>
-        <w:spacing w:after="0"/>
-      </w:pPr>
-    </w:p>
-    <w:p>
-      <w:pPr>
-        <w:spacing w:after="0"/>
-      </w:pPr>
-    </w:p>
-    <w:p>
-      <w:pPr>
-        <w:spacing w:after="0"/>
-      </w:pPr>
-    </w:p>
-    <w:p>
-      <w:pPr>
-        <w:spacing w:after="0"/>
-      </w:pPr>
-    </w:p>
-    <w:p>
-      <w:pPr>
-        <w:spacing w:after="0"/>
-      </w:pPr>
-    </w:p>
-    <w:p>
-      <w:pPr>
-        <w:spacing w:after="0"/>
-      </w:pPr>
+        <w:rPr>
+          <w:b/>
+          <w:bCs/>
+        </w:rPr>
+      </w:pPr>
+      <w:r>
+        <w:rPr>
+          <w:b/>
+          <w:bCs/>
+        </w:rPr>
+        <w:br w:type="page"/>
+      </w:r>
     </w:p>
     <w:p>
       <w:pPr>
@@ -1562,13 +1308,8 @@
       <w:pPr>
         <w:spacing w:after="0"/>
       </w:pPr>
-      <w:proofErr w:type="spellStart"/>
-      <w:r>
-        <w:t>MatchSkills</w:t>
-      </w:r>
-      <w:proofErr w:type="spellEnd"/>
-      <w:r>
-        <w:t xml:space="preserve"> consente a singoli studenti o gruppi di pubblicare </w:t>
+      <w:r>
+        <w:t xml:space="preserve">MatchSkills consente a singoli studenti o gruppi di pubblicare </w:t>
       </w:r>
       <w:r>
         <w:rPr>
@@ -1682,7 +1423,13 @@
         <w:spacing w:after="0"/>
       </w:pPr>
       <w:r>
-        <w:t>numero massimo di partecipanti;</w:t>
+        <w:t>numero</w:t>
+      </w:r>
+      <w:r>
+        <w:t xml:space="preserve"> minimo e</w:t>
+      </w:r>
+      <w:r>
+        <w:t xml:space="preserve"> massimo di partecipanti;</w:t>
       </w:r>
     </w:p>
     <w:p>
@@ -1893,7 +1640,7 @@
       </w:pPr>
       <w:r>
         <w:pict w14:anchorId="6DDF9D51">
-          <v:rect id="_x0000_i1120" style="width:0;height:1.5pt" o:hralign="center" o:hrstd="t" o:hr="t" fillcolor="#a0a0a0" stroked="f"/>
+          <v:rect id="_x0000_i1027" style="width:0;height:1.5pt" o:hralign="center" o:hrstd="t" o:hr="t" fillcolor="#a0a0a0" stroked="f"/>
         </w:pict>
       </w:r>
     </w:p>
@@ -2031,7 +1778,7 @@
       </w:pPr>
       <w:r>
         <w:pict w14:anchorId="36A32B21">
-          <v:rect id="_x0000_i1121" style="width:0;height:1.5pt" o:hralign="center" o:hrstd="t" o:hr="t" fillcolor="#a0a0a0" stroked="f"/>
+          <v:rect id="_x0000_i1028" style="width:0;height:1.5pt" o:hralign="center" o:hrstd="t" o:hr="t" fillcolor="#a0a0a0" stroked="f"/>
         </w:pict>
       </w:r>
     </w:p>
@@ -2186,15 +1933,7 @@
         <w:t>sistema di matchmaking intelligente</w:t>
       </w:r>
       <w:r>
-        <w:t xml:space="preserve">, progettato per suggerire connessioni rilevanti e mirate. In particolare, </w:t>
-      </w:r>
-      <w:proofErr w:type="spellStart"/>
-      <w:r>
-        <w:t>MatchSkills</w:t>
-      </w:r>
-      <w:proofErr w:type="spellEnd"/>
-      <w:r>
-        <w:t xml:space="preserve"> è in grado di consigliare:</w:t>
+        <w:t>, progettato per suggerire connessioni rilevanti e mirate. In particolare, MatchSkills è in grado di consigliare:</w:t>
       </w:r>
     </w:p>
     <w:p>
@@ -2254,15 +1993,7 @@
         <w:spacing w:after="0"/>
       </w:pPr>
       <w:r>
-        <w:t xml:space="preserve">tutor o mentori adeguati </w:t>
-      </w:r>
-      <w:proofErr w:type="gramStart"/>
-      <w:r>
-        <w:t>per il</w:t>
-      </w:r>
-      <w:proofErr w:type="gramEnd"/>
-      <w:r>
-        <w:t xml:space="preserve"> potenziamento di specifiche skill.</w:t>
+        <w:t>tutor o mentori adeguati per il potenziamento di specifiche skill.</w:t>
       </w:r>
     </w:p>
     <w:p>
@@ -2326,12 +2057,12 @@
 <w:numbering xmlns:wpc="http://schemas.microsoft.com/office/word/2010/wordprocessingCanvas" xmlns:cx="http://schemas.microsoft.com/office/drawing/2014/chartex" xmlns:cx1="http://schemas.microsoft.com/office/drawing/2015/9/8/chartex" xmlns:cx2="http://schemas.microsoft.com/office/drawing/2015/10/21/chartex" xmlns:cx3="http://schemas.microsoft.com/office/drawing/2016/5/9/chartex" xmlns:cx4="http://schemas.microsoft.com/office/drawing/2016/5/10/chartex" xmlns:cx5="http://schemas.microsoft.com/office/drawing/2016/5/11/chartex" xmlns:cx6="http://schemas.microsoft.com/office/drawing/2016/5/12/chartex" xmlns:cx7="http://schemas.microsoft.com/office/drawing/2016/5/13/chartex" xmlns:cx8="http://schemas.microsoft.com/office/drawing/2016/5/14/chartex" xmlns:mc="http://schemas.openxmlformats.org/markup-compatibility/2006" xmlns:aink="http://schemas.microsoft.com/office/drawing/2016/ink" xmlns:am3d="http://schemas.microsoft.com/office/drawing/2017/model3d" xmlns:o="urn:schemas-microsoft-com:office:office" xmlns:oel="http://schemas.microsoft.com/office/2019/extlst" xmlns:r="http://schemas.openxmlformats.org/officeDocument/2006/relationships" xmlns:m="http://schemas.openxmlformats.org/officeDocument/2006/math" xmlns:v="urn:schemas-microsoft-com:vml" xmlns:wp14="http://schemas.microsoft.com/office/word/2010/wordprocessingDrawing" xmlns:wp="http://schemas.openxmlformats.org/drawingml/2006/wordprocessingDrawing" xmlns:w10="urn:schemas-microsoft-com:office:word" xmlns:w="http://schemas.openxmlformats.org/wordprocessingml/2006/main" xmlns:w14="http://schemas.microsoft.com/office/word/2010/wordml" xmlns:w15="http://schemas.microsoft.com/office/word/2012/wordml" xmlns:w16cex="http://schemas.microsoft.com/office/word/2018/wordml/cex" xmlns:w16cid="http://schemas.microsoft.com/office/word/2016/wordml/cid" xmlns:w16="http://schemas.microsoft.com/office/word/2018/wordml" xmlns:w16du="http://schemas.microsoft.com/office/word/2023/wordml/word16du" xmlns:w16sdtdh="http://schemas.microsoft.com/office/word/2020/wordml/sdtdatahash" xmlns:w16sdtfl="http://schemas.microsoft.com/office/word/2024/wordml/sdtformatlock" xmlns:w16se="http://schemas.microsoft.com/office/word/2015/wordml/symex" xmlns:wpg="http://schemas.microsoft.com/office/word/2010/wordprocessingGroup" xmlns:wpi="http://schemas.microsoft.com/office/word/2010/wordprocessingInk" xmlns:wne="http://schemas.microsoft.com/office/word/2006/wordml" xmlns:wps="http://schemas.microsoft.com/office/word/2010/wordprocessingShape" mc:Ignorable="w14 w15 w16se w16cid w16 w16cex w16sdtdh w16sdtfl w16du wp14">
   <w:numPicBullet w:numPicBulletId="0">
     <w:pict>
-      <v:rect id="_x0000_i1141" style="width:0;height:1.5pt" o:hralign="center" o:bullet="t" o:hrstd="t" o:hr="t" fillcolor="#a0a0a0" stroked="f"/>
+      <v:rect id="_x0000_i1038" style="width:0;height:1.5pt" o:hralign="center" o:bullet="t" o:hrstd="t" o:hr="t" fillcolor="#a0a0a0" stroked="f"/>
     </w:pict>
   </w:numPicBullet>
   <w:numPicBullet w:numPicBulletId="1">
     <w:pict>
-      <v:rect id="_x0000_i1142" style="width:0;height:1.5pt" o:hralign="center" o:bullet="t" o:hrstd="t" o:hr="t" fillcolor="#a0a0a0" stroked="f"/>
+      <v:rect id="_x0000_i1039" style="width:0;height:1.5pt" o:hralign="center" o:bullet="t" o:hrstd="t" o:hr="t" fillcolor="#a0a0a0" stroked="f"/>
     </w:pict>
   </w:numPicBullet>
   <w:abstractNum w:abstractNumId="0" w15:restartNumberingAfterBreak="0">
@@ -11301,6 +11032,7 @@
   <w:style w:type="character" w:default="1" w:styleId="Carpredefinitoparagrafo">
     <w:name w:val="Default Paragraph Font"/>
     <w:uiPriority w:val="1"/>
+    <w:semiHidden/>
     <w:unhideWhenUsed/>
   </w:style>
   <w:style w:type="table" w:default="1" w:styleId="Tabellanormale">
